--- a/Requisitos/Documentos de Casos de Uso/CSU05 - AcompanharEntrega.docx
+++ b/Requisitos/Documentos de Casos de Uso/CSU05 - AcompanharEntrega.docx
@@ -1,6 +1,6 @@
 
 <file path=word/document.xml><?xml version="1.0" encoding="utf-8"?>
-<w:document xmlns:wpc="http://schemas.microsoft.com/office/word/2010/wordprocessingCanvas" xmlns:mc="http://schemas.openxmlformats.org/markup-compatibility/2006" xmlns:o="urn:schemas-microsoft-com:office:office" xmlns:r="http://schemas.openxmlformats.org/officeDocument/2006/relationships" xmlns:m="http://schemas.openxmlformats.org/officeDocument/2006/math" xmlns:v="urn:schemas-microsoft-com:vml" xmlns:wp14="http://schemas.microsoft.com/office/word/2010/wordprocessingDrawing" xmlns:wp="http://schemas.openxmlformats.org/drawingml/2006/wordprocessingDrawing" xmlns:w10="urn:schemas-microsoft-com:office:word" xmlns:w="http://schemas.openxmlformats.org/wordprocessingml/2006/main" xmlns:w14="http://schemas.microsoft.com/office/word/2010/wordml" xmlns:w15="http://schemas.microsoft.com/office/word/2012/wordml" xmlns:wpg="http://schemas.microsoft.com/office/word/2010/wordprocessingGroup" xmlns:wpi="http://schemas.microsoft.com/office/word/2010/wordprocessingInk" xmlns:wne="http://schemas.microsoft.com/office/word/2006/wordml" xmlns:wps="http://schemas.microsoft.com/office/word/2010/wordprocessingShape" mc:Ignorable="w14 w15 wp14">
+<w:document xmlns:wpc="http://schemas.microsoft.com/office/word/2010/wordprocessingCanvas" xmlns:cx="http://schemas.microsoft.com/office/drawing/2014/chartex" xmlns:cx1="http://schemas.microsoft.com/office/drawing/2015/9/8/chartex" xmlns:cx2="http://schemas.microsoft.com/office/drawing/2015/10/21/chartex" xmlns:cx3="http://schemas.microsoft.com/office/drawing/2016/5/9/chartex" xmlns:cx4="http://schemas.microsoft.com/office/drawing/2016/5/10/chartex" xmlns:cx5="http://schemas.microsoft.com/office/drawing/2016/5/11/chartex" xmlns:cx6="http://schemas.microsoft.com/office/drawing/2016/5/12/chartex" xmlns:cx7="http://schemas.microsoft.com/office/drawing/2016/5/13/chartex" xmlns:cx8="http://schemas.microsoft.com/office/drawing/2016/5/14/chartex" xmlns:mc="http://schemas.openxmlformats.org/markup-compatibility/2006" xmlns:aink="http://schemas.microsoft.com/office/drawing/2016/ink" xmlns:am3d="http://schemas.microsoft.com/office/drawing/2017/model3d" xmlns:o="urn:schemas-microsoft-com:office:office" xmlns:oel="http://schemas.microsoft.com/office/2019/extlst" xmlns:r="http://schemas.openxmlformats.org/officeDocument/2006/relationships" xmlns:m="http://schemas.openxmlformats.org/officeDocument/2006/math" xmlns:v="urn:schemas-microsoft-com:vml" xmlns:wp14="http://schemas.microsoft.com/office/word/2010/wordprocessingDrawing" xmlns:wp="http://schemas.openxmlformats.org/drawingml/2006/wordprocessingDrawing" xmlns:w10="urn:schemas-microsoft-com:office:word" xmlns:w="http://schemas.openxmlformats.org/wordprocessingml/2006/main" xmlns:w14="http://schemas.microsoft.com/office/word/2010/wordml" xmlns:w15="http://schemas.microsoft.com/office/word/2012/wordml" xmlns:w16cex="http://schemas.microsoft.com/office/word/2018/wordml/cex" xmlns:w16cid="http://schemas.microsoft.com/office/word/2016/wordml/cid" xmlns:w16="http://schemas.microsoft.com/office/word/2018/wordml" xmlns:w16sdtdh="http://schemas.microsoft.com/office/word/2020/wordml/sdtdatahash" xmlns:w16se="http://schemas.microsoft.com/office/word/2015/wordml/symex" xmlns:wpg="http://schemas.microsoft.com/office/word/2010/wordprocessingGroup" xmlns:wpi="http://schemas.microsoft.com/office/word/2010/wordprocessingInk" xmlns:wne="http://schemas.microsoft.com/office/word/2006/wordml" xmlns:wps="http://schemas.microsoft.com/office/word/2010/wordprocessingShape" mc:Ignorable="w14 w15 w16se w16cid w16 w16cex w16sdtdh wp14">
   <w:body>
     <w:p>
       <w:pPr>
@@ -238,7 +238,6 @@
                 <w:sz w:val="28"/>
               </w:rPr>
             </w:pPr>
-            <w:bookmarkStart w:id="0" w:name="_GoBack"/>
             <w:r>
               <w:rPr>
                 <w:b/>
@@ -271,58 +270,6 @@
               </w:rPr>
               <w:t>Solicitante.</w:t>
             </w:r>
-          </w:p>
-        </w:tc>
-      </w:tr>
-      <w:bookmarkEnd w:id="0"/>
-      <w:tr>
-        <w:trPr>
-          <w:trHeight w:val="318"/>
-        </w:trPr>
-        <w:tc>
-          <w:tcPr>
-            <w:tcW w:w="2824" w:type="dxa"/>
-            <w:tcBorders>
-              <w:top w:val="single" w:sz="4" w:space="0" w:color="auto"/>
-              <w:left w:val="single" w:sz="4" w:space="0" w:color="auto"/>
-              <w:bottom w:val="single" w:sz="4" w:space="0" w:color="auto"/>
-              <w:right w:val="single" w:sz="4" w:space="0" w:color="auto"/>
-            </w:tcBorders>
-            <w:hideMark/>
-          </w:tcPr>
-          <w:p>
-            <w:pPr>
-              <w:rPr>
-                <w:b/>
-                <w:sz w:val="28"/>
-              </w:rPr>
-            </w:pPr>
-            <w:r>
-              <w:rPr>
-                <w:b/>
-                <w:sz w:val="28"/>
-              </w:rPr>
-              <w:t>Ator Secundário</w:t>
-            </w:r>
-          </w:p>
-        </w:tc>
-        <w:tc>
-          <w:tcPr>
-            <w:tcW w:w="7396" w:type="dxa"/>
-            <w:tcBorders>
-              <w:top w:val="single" w:sz="4" w:space="0" w:color="auto"/>
-              <w:left w:val="single" w:sz="4" w:space="0" w:color="auto"/>
-              <w:bottom w:val="single" w:sz="4" w:space="0" w:color="auto"/>
-              <w:right w:val="single" w:sz="4" w:space="0" w:color="auto"/>
-            </w:tcBorders>
-            <w:hideMark/>
-          </w:tcPr>
-          <w:p>
-            <w:pPr>
-              <w:rPr>
-                <w:sz w:val="28"/>
-              </w:rPr>
-            </w:pPr>
           </w:p>
         </w:tc>
       </w:tr>
@@ -353,7 +300,7 @@
                 <w:b/>
                 <w:sz w:val="28"/>
               </w:rPr>
-              <w:t>Pré-Condição</w:t>
+              <w:t>Ator Secundário</w:t>
             </w:r>
           </w:p>
         </w:tc>
@@ -374,12 +321,6 @@
                 <w:sz w:val="28"/>
               </w:rPr>
             </w:pPr>
-            <w:r>
-              <w:rPr>
-                <w:sz w:val="28"/>
-              </w:rPr>
-              <w:t>Solicitação com status “Em rota” ou posterior.</w:t>
-            </w:r>
           </w:p>
         </w:tc>
       </w:tr>
@@ -410,6 +351,63 @@
                 <w:b/>
                 <w:sz w:val="28"/>
               </w:rPr>
+              <w:t>Pré-Condição</w:t>
+            </w:r>
+          </w:p>
+        </w:tc>
+        <w:tc>
+          <w:tcPr>
+            <w:tcW w:w="7396" w:type="dxa"/>
+            <w:tcBorders>
+              <w:top w:val="single" w:sz="4" w:space="0" w:color="auto"/>
+              <w:left w:val="single" w:sz="4" w:space="0" w:color="auto"/>
+              <w:bottom w:val="single" w:sz="4" w:space="0" w:color="auto"/>
+              <w:right w:val="single" w:sz="4" w:space="0" w:color="auto"/>
+            </w:tcBorders>
+            <w:hideMark/>
+          </w:tcPr>
+          <w:p>
+            <w:pPr>
+              <w:rPr>
+                <w:sz w:val="28"/>
+              </w:rPr>
+            </w:pPr>
+            <w:r>
+              <w:rPr>
+                <w:sz w:val="28"/>
+              </w:rPr>
+              <w:t>Solicitação com status “Em rota” ou posterior.</w:t>
+            </w:r>
+          </w:p>
+        </w:tc>
+      </w:tr>
+      <w:tr>
+        <w:trPr>
+          <w:trHeight w:val="318"/>
+        </w:trPr>
+        <w:tc>
+          <w:tcPr>
+            <w:tcW w:w="2824" w:type="dxa"/>
+            <w:tcBorders>
+              <w:top w:val="single" w:sz="4" w:space="0" w:color="auto"/>
+              <w:left w:val="single" w:sz="4" w:space="0" w:color="auto"/>
+              <w:bottom w:val="single" w:sz="4" w:space="0" w:color="auto"/>
+              <w:right w:val="single" w:sz="4" w:space="0" w:color="auto"/>
+            </w:tcBorders>
+            <w:hideMark/>
+          </w:tcPr>
+          <w:p>
+            <w:pPr>
+              <w:rPr>
+                <w:b/>
+                <w:sz w:val="28"/>
+              </w:rPr>
+            </w:pPr>
+            <w:r>
+              <w:rPr>
+                <w:b/>
+                <w:sz w:val="28"/>
+              </w:rPr>
               <w:t>Pós-Condição</w:t>
             </w:r>
           </w:p>
@@ -443,7 +441,7 @@
       <w:tr>
         <w:trPr>
           <w:cantSplit/>
-          <w:trHeight w:val="2472"/>
+          <w:trHeight w:val="1621"/>
         </w:trPr>
         <w:tc>
           <w:tcPr>
@@ -484,30 +482,69 @@
               </w:numPr>
               <w:jc w:val="left"/>
               <w:rPr>
-                <w:b/>
+                <w:bCs/>
                 <w:sz w:val="32"/>
                 <w:szCs w:val="32"/>
               </w:rPr>
             </w:pPr>
             <w:r>
               <w:rPr>
-                <w:b/>
+                <w:bCs/>
                 <w:sz w:val="32"/>
                 <w:szCs w:val="32"/>
               </w:rPr>
-              <w:t>Solicitante seleciona a entrega em andamento.</w:t>
-            </w:r>
-          </w:p>
-          <w:p>
-            <w:pPr>
-              <w:pStyle w:val="Ttulo2"/>
-              <w:jc w:val="left"/>
-              <w:rPr>
-                <w:b/>
+              <w:t>Solicitante seleciona a entrega em andamento</w:t>
+            </w:r>
+            <w:r>
+              <w:rPr>
+                <w:bCs/>
                 <w:sz w:val="32"/>
                 <w:szCs w:val="32"/>
               </w:rPr>
-            </w:pPr>
+              <w:t xml:space="preserve"> (</w:t>
+            </w:r>
+            <w:r>
+              <w:rPr>
+                <w:bCs/>
+                <w:color w:val="FF0000"/>
+                <w:sz w:val="32"/>
+                <w:szCs w:val="32"/>
+              </w:rPr>
+              <w:t>Tela_09</w:t>
+            </w:r>
+            <w:r>
+              <w:rPr>
+                <w:bCs/>
+                <w:sz w:val="32"/>
+                <w:szCs w:val="32"/>
+              </w:rPr>
+              <w:t>/</w:t>
+            </w:r>
+            <w:r>
+              <w:rPr>
+                <w:bCs/>
+                <w:color w:val="FF0000"/>
+                <w:sz w:val="32"/>
+                <w:szCs w:val="32"/>
+              </w:rPr>
+              <w:t>Tela_10</w:t>
+            </w:r>
+            <w:r>
+              <w:rPr>
+                <w:bCs/>
+                <w:sz w:val="32"/>
+                <w:szCs w:val="32"/>
+              </w:rPr>
+              <w:t>)</w:t>
+            </w:r>
+            <w:r>
+              <w:rPr>
+                <w:bCs/>
+                <w:sz w:val="32"/>
+                <w:szCs w:val="32"/>
+              </w:rPr>
+              <w:t>.</w:t>
+            </w:r>
           </w:p>
           <w:p>
             <w:pPr>
@@ -518,14 +555,14 @@
               </w:numPr>
               <w:jc w:val="left"/>
               <w:rPr>
-                <w:b/>
+                <w:bCs/>
                 <w:sz w:val="32"/>
                 <w:szCs w:val="32"/>
               </w:rPr>
             </w:pPr>
             <w:r>
               <w:rPr>
-                <w:b/>
+                <w:bCs/>
                 <w:sz w:val="32"/>
                 <w:szCs w:val="32"/>
               </w:rPr>
@@ -533,23 +570,45 @@
             </w:r>
             <w:r>
               <w:rPr>
-                <w:b/>
+                <w:bCs/>
                 <w:sz w:val="32"/>
                 <w:szCs w:val="32"/>
               </w:rPr>
-              <w:t>.</w:t>
-            </w:r>
-          </w:p>
-          <w:p>
-            <w:pPr>
-              <w:pStyle w:val="Ttulo2"/>
-              <w:jc w:val="left"/>
-              <w:rPr>
-                <w:b/>
+              <w:t xml:space="preserve"> </w:t>
+            </w:r>
+            <w:r>
+              <w:rPr>
+                <w:bCs/>
                 <w:sz w:val="32"/>
                 <w:szCs w:val="32"/>
               </w:rPr>
-            </w:pPr>
+              <w:t>(</w:t>
+            </w:r>
+            <w:r>
+              <w:rPr>
+                <w:bCs/>
+                <w:color w:val="FF0000"/>
+                <w:sz w:val="32"/>
+                <w:szCs w:val="32"/>
+              </w:rPr>
+              <w:t>Tela_09</w:t>
+            </w:r>
+            <w:r>
+              <w:rPr>
+                <w:bCs/>
+                <w:sz w:val="32"/>
+                <w:szCs w:val="32"/>
+              </w:rPr>
+              <w:t>)</w:t>
+            </w:r>
+            <w:r>
+              <w:rPr>
+                <w:bCs/>
+                <w:sz w:val="32"/>
+                <w:szCs w:val="32"/>
+              </w:rPr>
+              <w:t>.</w:t>
+            </w:r>
           </w:p>
           <w:p>
             <w:pPr>
@@ -560,22 +619,57 @@
               </w:numPr>
               <w:jc w:val="left"/>
               <w:rPr>
-                <w:b/>
+                <w:bCs/>
                 <w:sz w:val="32"/>
                 <w:szCs w:val="32"/>
               </w:rPr>
             </w:pPr>
             <w:r>
               <w:rPr>
-                <w:b/>
+                <w:bCs/>
                 <w:sz w:val="32"/>
                 <w:szCs w:val="32"/>
               </w:rPr>
-              <w:t>Sistema atualiza automaticamente a cada mudança de status</w:t>
-            </w:r>
-            <w:r>
-              <w:rPr>
-                <w:b/>
+              <w:t xml:space="preserve">Sistema atualiza automaticamente a cada mudança de </w:t>
+            </w:r>
+            <w:proofErr w:type="gramStart"/>
+            <w:r>
+              <w:rPr>
+                <w:bCs/>
+                <w:sz w:val="32"/>
+                <w:szCs w:val="32"/>
+              </w:rPr>
+              <w:t>status</w:t>
+            </w:r>
+            <w:r>
+              <w:rPr>
+                <w:bCs/>
+                <w:sz w:val="32"/>
+                <w:szCs w:val="32"/>
+              </w:rPr>
+              <w:t>(</w:t>
+            </w:r>
+            <w:proofErr w:type="gramEnd"/>
+            <w:r>
+              <w:rPr>
+                <w:bCs/>
+                <w:color w:val="FF0000"/>
+                <w:sz w:val="32"/>
+                <w:szCs w:val="32"/>
+              </w:rPr>
+              <w:t>Tela_09</w:t>
+            </w:r>
+            <w:r>
+              <w:rPr>
+                <w:bCs/>
+                <w:sz w:val="32"/>
+                <w:szCs w:val="32"/>
+              </w:rPr>
+              <w:t>)</w:t>
+            </w:r>
+            <w:r>
+              <w:rPr>
+                <w:bCs/>
                 <w:sz w:val="32"/>
                 <w:szCs w:val="32"/>
               </w:rPr>
@@ -647,7 +741,7 @@
               <w:rPr>
                 <w:b/>
               </w:rPr>
-              <w:t>A1</w:t>
+              <w:t>Linha 3:</w:t>
             </w:r>
             <w:r>
               <w:rPr>
@@ -656,38 +750,16 @@
               <w:t xml:space="preserve"> </w:t>
             </w:r>
             <w:r>
-              <w:t>—</w:t>
-            </w:r>
-            <w:r>
-              <w:t xml:space="preserve"> </w:t>
-            </w:r>
-            <w:r>
-              <w:t>«</w:t>
-            </w:r>
-            <w:proofErr w:type="spellStart"/>
-            <w:r>
-              <w:t>extend»</w:t>
-            </w:r>
-            <w:r>
-              <w:t>AvaliarEntrega</w:t>
-            </w:r>
-            <w:proofErr w:type="spellEnd"/>
-            <w:r>
-              <w:t xml:space="preserve">: </w:t>
-            </w:r>
-            <w:r>
-              <w:t xml:space="preserve">ao status mudar para "Concluída", sistema oferece avaliação (nota </w:t>
-            </w:r>
-            <w:proofErr w:type="gramStart"/>
-            <w:r>
-              <w:t>+</w:t>
-            </w:r>
-            <w:proofErr w:type="gramEnd"/>
-            <w:r>
-              <w:t xml:space="preserve"> comentário) do entregador</w:t>
-            </w:r>
-            <w:r>
-              <w:t>.</w:t>
+              <w:t>A</w:t>
+            </w:r>
+            <w:r>
+              <w:t>o status mudar para "Concluída", sistema oferece</w:t>
+            </w:r>
+            <w:r>
+              <w:t xml:space="preserve"> ao solicitante uma</w:t>
+            </w:r>
+            <w:r>
+              <w:t xml:space="preserve"> avaliação (nota + comentário) do entregador.</w:t>
             </w:r>
           </w:p>
           <w:p>
@@ -703,7 +775,7 @@
                 <w:b/>
                 <w:sz w:val="28"/>
               </w:rPr>
-              <w:t>A2</w:t>
+              <w:t>Linha 2:</w:t>
             </w:r>
             <w:r>
               <w:rPr>
@@ -712,39 +784,52 @@
               <w:t xml:space="preserve"> </w:t>
             </w:r>
             <w:r>
-              <w:t>—</w:t>
-            </w:r>
-            <w:r>
-              <w:t xml:space="preserve"> </w:t>
-            </w:r>
-            <w:r>
-              <w:rPr>
-                <w:sz w:val="28"/>
-              </w:rPr>
-              <w:t>«</w:t>
-            </w:r>
-            <w:proofErr w:type="spellStart"/>
-            <w:r>
-              <w:rPr>
-                <w:sz w:val="28"/>
-              </w:rPr>
-              <w:t>extend»</w:t>
-            </w:r>
-            <w:r>
-              <w:rPr>
-                <w:sz w:val="28"/>
-              </w:rPr>
-              <w:t>ReportarProblema</w:t>
-            </w:r>
-            <w:proofErr w:type="spellEnd"/>
-            <w:r>
-              <w:t xml:space="preserve">: </w:t>
-            </w:r>
-            <w:r>
-              <w:rPr>
-                <w:sz w:val="28"/>
-              </w:rPr>
-              <w:t>Solicitante aciona "Reportar Problema" a qualquer momento → formulário de descrição → sistema registra ocorrência e notifica Administrador</w:t>
+              <w:rPr>
+                <w:sz w:val="28"/>
+              </w:rPr>
+              <w:t>Solicitante aciona</w:t>
+            </w:r>
+            <w:r>
+              <w:rPr>
+                <w:sz w:val="28"/>
+              </w:rPr>
+              <w:t xml:space="preserve"> o botão</w:t>
+            </w:r>
+            <w:r>
+              <w:rPr>
+                <w:sz w:val="28"/>
+              </w:rPr>
+              <w:t xml:space="preserve"> "Reportar Problema" a qualquer momento</w:t>
+            </w:r>
+            <w:r>
+              <w:rPr>
+                <w:sz w:val="28"/>
+              </w:rPr>
+              <w:t xml:space="preserve">, preenche um </w:t>
+            </w:r>
+            <w:r>
+              <w:rPr>
+                <w:sz w:val="28"/>
+              </w:rPr>
+              <w:t xml:space="preserve">formulário de descrição </w:t>
+            </w:r>
+            <w:r>
+              <w:rPr>
+                <w:sz w:val="28"/>
+              </w:rPr>
+              <w:t>e o</w:t>
+            </w:r>
+            <w:r>
+              <w:rPr>
+                <w:sz w:val="28"/>
+              </w:rPr>
+              <w:t xml:space="preserve"> sistema registra ocorrência e notifica Administrador</w:t>
+            </w:r>
+            <w:r>
+              <w:rPr>
+                <w:sz w:val="28"/>
+              </w:rPr>
+              <w:t>.</w:t>
             </w:r>
           </w:p>
         </w:tc>
@@ -1158,7 +1243,7 @@
 </file>
 
 <file path=word/numbering.xml><?xml version="1.0" encoding="utf-8"?>
-<w:numbering xmlns:wpc="http://schemas.microsoft.com/office/word/2010/wordprocessingCanvas" xmlns:mc="http://schemas.openxmlformats.org/markup-compatibility/2006" xmlns:o="urn:schemas-microsoft-com:office:office" xmlns:r="http://schemas.openxmlformats.org/officeDocument/2006/relationships" xmlns:m="http://schemas.openxmlformats.org/officeDocument/2006/math" xmlns:v="urn:schemas-microsoft-com:vml" xmlns:wp14="http://schemas.microsoft.com/office/word/2010/wordprocessingDrawing" xmlns:wp="http://schemas.openxmlformats.org/drawingml/2006/wordprocessingDrawing" xmlns:w10="urn:schemas-microsoft-com:office:word" xmlns:w="http://schemas.openxmlformats.org/wordprocessingml/2006/main" xmlns:w14="http://schemas.microsoft.com/office/word/2010/wordml" xmlns:w15="http://schemas.microsoft.com/office/word/2012/wordml" xmlns:wpg="http://schemas.microsoft.com/office/word/2010/wordprocessingGroup" xmlns:wpi="http://schemas.microsoft.com/office/word/2010/wordprocessingInk" xmlns:wne="http://schemas.microsoft.com/office/word/2006/wordml" xmlns:wps="http://schemas.microsoft.com/office/word/2010/wordprocessingShape" mc:Ignorable="w14 w15 wp14">
+<w:numbering xmlns:wpc="http://schemas.microsoft.com/office/word/2010/wordprocessingCanvas" xmlns:cx="http://schemas.microsoft.com/office/drawing/2014/chartex" xmlns:cx1="http://schemas.microsoft.com/office/drawing/2015/9/8/chartex" xmlns:cx2="http://schemas.microsoft.com/office/drawing/2015/10/21/chartex" xmlns:cx3="http://schemas.microsoft.com/office/drawing/2016/5/9/chartex" xmlns:cx4="http://schemas.microsoft.com/office/drawing/2016/5/10/chartex" xmlns:cx5="http://schemas.microsoft.com/office/drawing/2016/5/11/chartex" xmlns:cx6="http://schemas.microsoft.com/office/drawing/2016/5/12/chartex" xmlns:cx7="http://schemas.microsoft.com/office/drawing/2016/5/13/chartex" xmlns:cx8="http://schemas.microsoft.com/office/drawing/2016/5/14/chartex" xmlns:mc="http://schemas.openxmlformats.org/markup-compatibility/2006" xmlns:aink="http://schemas.microsoft.com/office/drawing/2016/ink" xmlns:am3d="http://schemas.microsoft.com/office/drawing/2017/model3d" xmlns:o="urn:schemas-microsoft-com:office:office" xmlns:oel="http://schemas.microsoft.com/office/2019/extlst" xmlns:r="http://schemas.openxmlformats.org/officeDocument/2006/relationships" xmlns:m="http://schemas.openxmlformats.org/officeDocument/2006/math" xmlns:v="urn:schemas-microsoft-com:vml" xmlns:wp14="http://schemas.microsoft.com/office/word/2010/wordprocessingDrawing" xmlns:wp="http://schemas.openxmlformats.org/drawingml/2006/wordprocessingDrawing" xmlns:w10="urn:schemas-microsoft-com:office:word" xmlns:w="http://schemas.openxmlformats.org/wordprocessingml/2006/main" xmlns:w14="http://schemas.microsoft.com/office/word/2010/wordml" xmlns:w15="http://schemas.microsoft.com/office/word/2012/wordml" xmlns:w16cex="http://schemas.microsoft.com/office/word/2018/wordml/cex" xmlns:w16cid="http://schemas.microsoft.com/office/word/2016/wordml/cid" xmlns:w16="http://schemas.microsoft.com/office/word/2018/wordml" xmlns:w16sdtdh="http://schemas.microsoft.com/office/word/2020/wordml/sdtdatahash" xmlns:w16se="http://schemas.microsoft.com/office/word/2015/wordml/symex" xmlns:wpg="http://schemas.microsoft.com/office/word/2010/wordprocessingGroup" xmlns:wpi="http://schemas.microsoft.com/office/word/2010/wordprocessingInk" xmlns:wne="http://schemas.microsoft.com/office/word/2006/wordml" xmlns:wps="http://schemas.microsoft.com/office/word/2010/wordprocessingShape" mc:Ignorable="w14 w15 w16se w16cid w16 w16cex w16sdtdh wp14">
   <w:abstractNum w:abstractNumId="0" w15:restartNumberingAfterBreak="0">
     <w:nsid w:val="0145720D"/>
     <w:multiLevelType w:val="singleLevel"/>
@@ -1470,7 +1555,7 @@
       </w:pPr>
     </w:lvl>
   </w:abstractNum>
-  <w:num w:numId="1">
+  <w:num w:numId="1" w16cid:durableId="445151581">
     <w:abstractNumId w:val="2"/>
     <w:lvlOverride w:ilvl="0">
       <w:startOverride w:val="1"/>
@@ -1500,7 +1585,7 @@
       <w:startOverride w:val="1"/>
     </w:lvlOverride>
   </w:num>
-  <w:num w:numId="2">
+  <w:num w:numId="2" w16cid:durableId="372770853">
     <w:abstractNumId w:val="1"/>
     <w:lvlOverride w:ilvl="0">
       <w:startOverride w:val="3"/>
@@ -1530,20 +1615,20 @@
       <w:startOverride w:val="1"/>
     </w:lvlOverride>
   </w:num>
-  <w:num w:numId="3">
+  <w:num w:numId="3" w16cid:durableId="799230677">
     <w:abstractNumId w:val="0"/>
   </w:num>
-  <w:num w:numId="4">
+  <w:num w:numId="4" w16cid:durableId="1773167622">
     <w:abstractNumId w:val="1"/>
   </w:num>
-  <w:num w:numId="5">
+  <w:num w:numId="5" w16cid:durableId="1223057935">
     <w:abstractNumId w:val="3"/>
   </w:num>
 </w:numbering>
 </file>
 
 <file path=word/styles.xml><?xml version="1.0" encoding="utf-8"?>
-<w:styles xmlns:mc="http://schemas.openxmlformats.org/markup-compatibility/2006" xmlns:r="http://schemas.openxmlformats.org/officeDocument/2006/relationships" xmlns:w="http://schemas.openxmlformats.org/wordprocessingml/2006/main" xmlns:w14="http://schemas.microsoft.com/office/word/2010/wordml" xmlns:w15="http://schemas.microsoft.com/office/word/2012/wordml" mc:Ignorable="w14 w15">
+<w:styles xmlns:mc="http://schemas.openxmlformats.org/markup-compatibility/2006" xmlns:r="http://schemas.openxmlformats.org/officeDocument/2006/relationships" xmlns:w="http://schemas.openxmlformats.org/wordprocessingml/2006/main" xmlns:w14="http://schemas.microsoft.com/office/word/2010/wordml" xmlns:w15="http://schemas.microsoft.com/office/word/2012/wordml" xmlns:w16cex="http://schemas.microsoft.com/office/word/2018/wordml/cex" xmlns:w16cid="http://schemas.microsoft.com/office/word/2016/wordml/cid" xmlns:w16="http://schemas.microsoft.com/office/word/2018/wordml" xmlns:w16sdtdh="http://schemas.microsoft.com/office/word/2020/wordml/sdtdatahash" xmlns:w16se="http://schemas.microsoft.com/office/word/2015/wordml/symex" mc:Ignorable="w14 w15 w16se w16cid w16 w16cex w16sdtdh">
   <w:docDefaults>
     <w:rPrDefault>
       <w:rPr>
@@ -1559,7 +1644,7 @@
       </w:pPr>
     </w:pPrDefault>
   </w:docDefaults>
-  <w:latentStyles w:defLockedState="0" w:defUIPriority="99" w:defSemiHidden="0" w:defUnhideWhenUsed="0" w:defQFormat="0" w:count="371">
+  <w:latentStyles w:defLockedState="0" w:defUIPriority="99" w:defSemiHidden="0" w:defUnhideWhenUsed="0" w:defQFormat="0" w:count="376">
     <w:lsdException w:name="Normal" w:uiPriority="0" w:qFormat="1"/>
     <w:lsdException w:name="heading 1" w:uiPriority="9" w:qFormat="1"/>
     <w:lsdException w:name="heading 2" w:semiHidden="1" w:uiPriority="0" w:unhideWhenUsed="1" w:qFormat="1"/>
@@ -1931,6 +2016,11 @@
     <w:lsdException w:name="List Table 5 Dark Accent 6" w:uiPriority="50"/>
     <w:lsdException w:name="List Table 6 Colorful Accent 6" w:uiPriority="51"/>
     <w:lsdException w:name="List Table 7 Colorful Accent 6" w:uiPriority="52"/>
+    <w:lsdException w:name="Mention" w:semiHidden="1" w:unhideWhenUsed="1"/>
+    <w:lsdException w:name="Smart Hyperlink" w:semiHidden="1" w:unhideWhenUsed="1"/>
+    <w:lsdException w:name="Hashtag" w:semiHidden="1" w:unhideWhenUsed="1"/>
+    <w:lsdException w:name="Unresolved Mention" w:semiHidden="1" w:unhideWhenUsed="1"/>
+    <w:lsdException w:name="Smart Link" w:semiHidden="1" w:unhideWhenUsed="1"/>
   </w:latentStyles>
   <w:style w:type="paragraph" w:default="1" w:styleId="Normal">
     <w:name w:val="Normal"/>

--- a/Requisitos/Documentos de Casos de Uso/CSU05 - AcompanharEntrega.docx
+++ b/Requisitos/Documentos de Casos de Uso/CSU05 - AcompanharEntrega.docx
@@ -1,6 +1,6 @@
 
 <file path=word/document.xml><?xml version="1.0" encoding="utf-8"?>
-<w:document xmlns:wpc="http://schemas.microsoft.com/office/word/2010/wordprocessingCanvas" xmlns:cx="http://schemas.microsoft.com/office/drawing/2014/chartex" xmlns:cx1="http://schemas.microsoft.com/office/drawing/2015/9/8/chartex" xmlns:cx2="http://schemas.microsoft.com/office/drawing/2015/10/21/chartex" xmlns:cx3="http://schemas.microsoft.com/office/drawing/2016/5/9/chartex" xmlns:cx4="http://schemas.microsoft.com/office/drawing/2016/5/10/chartex" xmlns:cx5="http://schemas.microsoft.com/office/drawing/2016/5/11/chartex" xmlns:cx6="http://schemas.microsoft.com/office/drawing/2016/5/12/chartex" xmlns:cx7="http://schemas.microsoft.com/office/drawing/2016/5/13/chartex" xmlns:cx8="http://schemas.microsoft.com/office/drawing/2016/5/14/chartex" xmlns:mc="http://schemas.openxmlformats.org/markup-compatibility/2006" xmlns:aink="http://schemas.microsoft.com/office/drawing/2016/ink" xmlns:am3d="http://schemas.microsoft.com/office/drawing/2017/model3d" xmlns:o="urn:schemas-microsoft-com:office:office" xmlns:oel="http://schemas.microsoft.com/office/2019/extlst" xmlns:r="http://schemas.openxmlformats.org/officeDocument/2006/relationships" xmlns:m="http://schemas.openxmlformats.org/officeDocument/2006/math" xmlns:v="urn:schemas-microsoft-com:vml" xmlns:wp14="http://schemas.microsoft.com/office/word/2010/wordprocessingDrawing" xmlns:wp="http://schemas.openxmlformats.org/drawingml/2006/wordprocessingDrawing" xmlns:w10="urn:schemas-microsoft-com:office:word" xmlns:w="http://schemas.openxmlformats.org/wordprocessingml/2006/main" xmlns:w14="http://schemas.microsoft.com/office/word/2010/wordml" xmlns:w15="http://schemas.microsoft.com/office/word/2012/wordml" xmlns:w16cex="http://schemas.microsoft.com/office/word/2018/wordml/cex" xmlns:w16cid="http://schemas.microsoft.com/office/word/2016/wordml/cid" xmlns:w16="http://schemas.microsoft.com/office/word/2018/wordml" xmlns:w16sdtdh="http://schemas.microsoft.com/office/word/2020/wordml/sdtdatahash" xmlns:w16se="http://schemas.microsoft.com/office/word/2015/wordml/symex" xmlns:wpg="http://schemas.microsoft.com/office/word/2010/wordprocessingGroup" xmlns:wpi="http://schemas.microsoft.com/office/word/2010/wordprocessingInk" xmlns:wne="http://schemas.microsoft.com/office/word/2006/wordml" xmlns:wps="http://schemas.microsoft.com/office/word/2010/wordprocessingShape" mc:Ignorable="w14 w15 w16se w16cid w16 w16cex w16sdtdh wp14">
+<w:document xmlns:wpc="http://schemas.microsoft.com/office/word/2010/wordprocessingCanvas" xmlns:mc="http://schemas.openxmlformats.org/markup-compatibility/2006" xmlns:o="urn:schemas-microsoft-com:office:office" xmlns:r="http://schemas.openxmlformats.org/officeDocument/2006/relationships" xmlns:m="http://schemas.openxmlformats.org/officeDocument/2006/math" xmlns:v="urn:schemas-microsoft-com:vml" xmlns:wp14="http://schemas.microsoft.com/office/word/2010/wordprocessingDrawing" xmlns:wp="http://schemas.openxmlformats.org/drawingml/2006/wordprocessingDrawing" xmlns:w10="urn:schemas-microsoft-com:office:word" xmlns:w="http://schemas.openxmlformats.org/wordprocessingml/2006/main" xmlns:w14="http://schemas.microsoft.com/office/word/2010/wordml" xmlns:w15="http://schemas.microsoft.com/office/word/2012/wordml" xmlns:wpg="http://schemas.microsoft.com/office/word/2010/wordprocessingGroup" xmlns:wpi="http://schemas.microsoft.com/office/word/2010/wordprocessingInk" xmlns:wne="http://schemas.microsoft.com/office/word/2006/wordml" xmlns:wps="http://schemas.microsoft.com/office/word/2010/wordprocessingShape" mc:Ignorable="w14 w15 wp14">
   <w:body>
     <w:p>
       <w:pPr>
@@ -238,6 +238,7 @@
                 <w:sz w:val="28"/>
               </w:rPr>
             </w:pPr>
+            <w:bookmarkStart w:id="0" w:name="_GoBack"/>
             <w:r>
               <w:rPr>
                 <w:b/>
@@ -270,6 +271,58 @@
               </w:rPr>
               <w:t>Solicitante.</w:t>
             </w:r>
+          </w:p>
+        </w:tc>
+      </w:tr>
+      <w:bookmarkEnd w:id="0"/>
+      <w:tr>
+        <w:trPr>
+          <w:trHeight w:val="318"/>
+        </w:trPr>
+        <w:tc>
+          <w:tcPr>
+            <w:tcW w:w="2824" w:type="dxa"/>
+            <w:tcBorders>
+              <w:top w:val="single" w:sz="4" w:space="0" w:color="auto"/>
+              <w:left w:val="single" w:sz="4" w:space="0" w:color="auto"/>
+              <w:bottom w:val="single" w:sz="4" w:space="0" w:color="auto"/>
+              <w:right w:val="single" w:sz="4" w:space="0" w:color="auto"/>
+            </w:tcBorders>
+            <w:hideMark/>
+          </w:tcPr>
+          <w:p>
+            <w:pPr>
+              <w:rPr>
+                <w:b/>
+                <w:sz w:val="28"/>
+              </w:rPr>
+            </w:pPr>
+            <w:r>
+              <w:rPr>
+                <w:b/>
+                <w:sz w:val="28"/>
+              </w:rPr>
+              <w:t>Ator Secundário</w:t>
+            </w:r>
+          </w:p>
+        </w:tc>
+        <w:tc>
+          <w:tcPr>
+            <w:tcW w:w="7396" w:type="dxa"/>
+            <w:tcBorders>
+              <w:top w:val="single" w:sz="4" w:space="0" w:color="auto"/>
+              <w:left w:val="single" w:sz="4" w:space="0" w:color="auto"/>
+              <w:bottom w:val="single" w:sz="4" w:space="0" w:color="auto"/>
+              <w:right w:val="single" w:sz="4" w:space="0" w:color="auto"/>
+            </w:tcBorders>
+            <w:hideMark/>
+          </w:tcPr>
+          <w:p>
+            <w:pPr>
+              <w:rPr>
+                <w:sz w:val="28"/>
+              </w:rPr>
+            </w:pPr>
           </w:p>
         </w:tc>
       </w:tr>
@@ -300,7 +353,7 @@
                 <w:b/>
                 <w:sz w:val="28"/>
               </w:rPr>
-              <w:t>Ator Secundário</w:t>
+              <w:t>Pré-Condição</w:t>
             </w:r>
           </w:p>
         </w:tc>
@@ -321,6 +374,12 @@
                 <w:sz w:val="28"/>
               </w:rPr>
             </w:pPr>
+            <w:r>
+              <w:rPr>
+                <w:sz w:val="28"/>
+              </w:rPr>
+              <w:t>Solicitação com status “Em rota” ou posterior.</w:t>
+            </w:r>
           </w:p>
         </w:tc>
       </w:tr>
@@ -351,63 +410,6 @@
                 <w:b/>
                 <w:sz w:val="28"/>
               </w:rPr>
-              <w:t>Pré-Condição</w:t>
-            </w:r>
-          </w:p>
-        </w:tc>
-        <w:tc>
-          <w:tcPr>
-            <w:tcW w:w="7396" w:type="dxa"/>
-            <w:tcBorders>
-              <w:top w:val="single" w:sz="4" w:space="0" w:color="auto"/>
-              <w:left w:val="single" w:sz="4" w:space="0" w:color="auto"/>
-              <w:bottom w:val="single" w:sz="4" w:space="0" w:color="auto"/>
-              <w:right w:val="single" w:sz="4" w:space="0" w:color="auto"/>
-            </w:tcBorders>
-            <w:hideMark/>
-          </w:tcPr>
-          <w:p>
-            <w:pPr>
-              <w:rPr>
-                <w:sz w:val="28"/>
-              </w:rPr>
-            </w:pPr>
-            <w:r>
-              <w:rPr>
-                <w:sz w:val="28"/>
-              </w:rPr>
-              <w:t>Solicitação com status “Em rota” ou posterior.</w:t>
-            </w:r>
-          </w:p>
-        </w:tc>
-      </w:tr>
-      <w:tr>
-        <w:trPr>
-          <w:trHeight w:val="318"/>
-        </w:trPr>
-        <w:tc>
-          <w:tcPr>
-            <w:tcW w:w="2824" w:type="dxa"/>
-            <w:tcBorders>
-              <w:top w:val="single" w:sz="4" w:space="0" w:color="auto"/>
-              <w:left w:val="single" w:sz="4" w:space="0" w:color="auto"/>
-              <w:bottom w:val="single" w:sz="4" w:space="0" w:color="auto"/>
-              <w:right w:val="single" w:sz="4" w:space="0" w:color="auto"/>
-            </w:tcBorders>
-            <w:hideMark/>
-          </w:tcPr>
-          <w:p>
-            <w:pPr>
-              <w:rPr>
-                <w:b/>
-                <w:sz w:val="28"/>
-              </w:rPr>
-            </w:pPr>
-            <w:r>
-              <w:rPr>
-                <w:b/>
-                <w:sz w:val="28"/>
-              </w:rPr>
               <w:t>Pós-Condição</w:t>
             </w:r>
           </w:p>
@@ -441,7 +443,7 @@
       <w:tr>
         <w:trPr>
           <w:cantSplit/>
-          <w:trHeight w:val="1621"/>
+          <w:trHeight w:val="2472"/>
         </w:trPr>
         <w:tc>
           <w:tcPr>
@@ -482,69 +484,30 @@
               </w:numPr>
               <w:jc w:val="left"/>
               <w:rPr>
-                <w:bCs/>
+                <w:b/>
                 <w:sz w:val="32"/>
                 <w:szCs w:val="32"/>
               </w:rPr>
             </w:pPr>
             <w:r>
               <w:rPr>
-                <w:bCs/>
+                <w:b/>
                 <w:sz w:val="32"/>
                 <w:szCs w:val="32"/>
               </w:rPr>
-              <w:t>Solicitante seleciona a entrega em andamento</w:t>
-            </w:r>
-            <w:r>
-              <w:rPr>
-                <w:bCs/>
+              <w:t>Solicitante seleciona a entrega em andamento.</w:t>
+            </w:r>
+          </w:p>
+          <w:p>
+            <w:pPr>
+              <w:pStyle w:val="Ttulo2"/>
+              <w:jc w:val="left"/>
+              <w:rPr>
+                <w:b/>
                 <w:sz w:val="32"/>
                 <w:szCs w:val="32"/>
               </w:rPr>
-              <w:t xml:space="preserve"> (</w:t>
-            </w:r>
-            <w:r>
-              <w:rPr>
-                <w:bCs/>
-                <w:color w:val="FF0000"/>
-                <w:sz w:val="32"/>
-                <w:szCs w:val="32"/>
-              </w:rPr>
-              <w:t>Tela_09</w:t>
-            </w:r>
-            <w:r>
-              <w:rPr>
-                <w:bCs/>
-                <w:sz w:val="32"/>
-                <w:szCs w:val="32"/>
-              </w:rPr>
-              <w:t>/</w:t>
-            </w:r>
-            <w:r>
-              <w:rPr>
-                <w:bCs/>
-                <w:color w:val="FF0000"/>
-                <w:sz w:val="32"/>
-                <w:szCs w:val="32"/>
-              </w:rPr>
-              <w:t>Tela_10</w:t>
-            </w:r>
-            <w:r>
-              <w:rPr>
-                <w:bCs/>
-                <w:sz w:val="32"/>
-                <w:szCs w:val="32"/>
-              </w:rPr>
-              <w:t>)</w:t>
-            </w:r>
-            <w:r>
-              <w:rPr>
-                <w:bCs/>
-                <w:sz w:val="32"/>
-                <w:szCs w:val="32"/>
-              </w:rPr>
-              <w:t>.</w:t>
-            </w:r>
+            </w:pPr>
           </w:p>
           <w:p>
             <w:pPr>
@@ -555,14 +518,14 @@
               </w:numPr>
               <w:jc w:val="left"/>
               <w:rPr>
-                <w:bCs/>
+                <w:b/>
                 <w:sz w:val="32"/>
                 <w:szCs w:val="32"/>
               </w:rPr>
             </w:pPr>
             <w:r>
               <w:rPr>
-                <w:bCs/>
+                <w:b/>
                 <w:sz w:val="32"/>
                 <w:szCs w:val="32"/>
               </w:rPr>
@@ -570,45 +533,23 @@
             </w:r>
             <w:r>
               <w:rPr>
-                <w:bCs/>
+                <w:b/>
                 <w:sz w:val="32"/>
                 <w:szCs w:val="32"/>
               </w:rPr>
-              <w:t xml:space="preserve"> </w:t>
-            </w:r>
-            <w:r>
-              <w:rPr>
-                <w:bCs/>
+              <w:t>.</w:t>
+            </w:r>
+          </w:p>
+          <w:p>
+            <w:pPr>
+              <w:pStyle w:val="Ttulo2"/>
+              <w:jc w:val="left"/>
+              <w:rPr>
+                <w:b/>
                 <w:sz w:val="32"/>
                 <w:szCs w:val="32"/>
               </w:rPr>
-              <w:t>(</w:t>
-            </w:r>
-            <w:r>
-              <w:rPr>
-                <w:bCs/>
-                <w:color w:val="FF0000"/>
-                <w:sz w:val="32"/>
-                <w:szCs w:val="32"/>
-              </w:rPr>
-              <w:t>Tela_09</w:t>
-            </w:r>
-            <w:r>
-              <w:rPr>
-                <w:bCs/>
-                <w:sz w:val="32"/>
-                <w:szCs w:val="32"/>
-              </w:rPr>
-              <w:t>)</w:t>
-            </w:r>
-            <w:r>
-              <w:rPr>
-                <w:bCs/>
-                <w:sz w:val="32"/>
-                <w:szCs w:val="32"/>
-              </w:rPr>
-              <w:t>.</w:t>
-            </w:r>
+            </w:pPr>
           </w:p>
           <w:p>
             <w:pPr>
@@ -619,57 +560,22 @@
               </w:numPr>
               <w:jc w:val="left"/>
               <w:rPr>
-                <w:bCs/>
+                <w:b/>
                 <w:sz w:val="32"/>
                 <w:szCs w:val="32"/>
               </w:rPr>
             </w:pPr>
             <w:r>
               <w:rPr>
-                <w:bCs/>
+                <w:b/>
                 <w:sz w:val="32"/>
                 <w:szCs w:val="32"/>
               </w:rPr>
-              <w:t xml:space="preserve">Sistema atualiza automaticamente a cada mudança de </w:t>
-            </w:r>
-            <w:proofErr w:type="gramStart"/>
-            <w:r>
-              <w:rPr>
-                <w:bCs/>
-                <w:sz w:val="32"/>
-                <w:szCs w:val="32"/>
-              </w:rPr>
-              <w:t>status</w:t>
-            </w:r>
-            <w:r>
-              <w:rPr>
-                <w:bCs/>
-                <w:sz w:val="32"/>
-                <w:szCs w:val="32"/>
-              </w:rPr>
-              <w:t>(</w:t>
-            </w:r>
-            <w:proofErr w:type="gramEnd"/>
-            <w:r>
-              <w:rPr>
-                <w:bCs/>
-                <w:color w:val="FF0000"/>
-                <w:sz w:val="32"/>
-                <w:szCs w:val="32"/>
-              </w:rPr>
-              <w:t>Tela_09</w:t>
-            </w:r>
-            <w:r>
-              <w:rPr>
-                <w:bCs/>
-                <w:sz w:val="32"/>
-                <w:szCs w:val="32"/>
-              </w:rPr>
-              <w:t>)</w:t>
-            </w:r>
-            <w:r>
-              <w:rPr>
-                <w:bCs/>
+              <w:t>Sistema atualiza automaticamente a cada mudança de status</w:t>
+            </w:r>
+            <w:r>
+              <w:rPr>
+                <w:b/>
                 <w:sz w:val="32"/>
                 <w:szCs w:val="32"/>
               </w:rPr>
@@ -741,7 +647,7 @@
               <w:rPr>
                 <w:b/>
               </w:rPr>
-              <w:t>Linha 3:</w:t>
+              <w:t>A1</w:t>
             </w:r>
             <w:r>
               <w:rPr>
@@ -750,16 +656,38 @@
               <w:t xml:space="preserve"> </w:t>
             </w:r>
             <w:r>
-              <w:t>A</w:t>
-            </w:r>
-            <w:r>
-              <w:t>o status mudar para "Concluída", sistema oferece</w:t>
-            </w:r>
-            <w:r>
-              <w:t xml:space="preserve"> ao solicitante uma</w:t>
-            </w:r>
-            <w:r>
-              <w:t xml:space="preserve"> avaliação (nota + comentário) do entregador.</w:t>
+              <w:t>—</w:t>
+            </w:r>
+            <w:r>
+              <w:t xml:space="preserve"> </w:t>
+            </w:r>
+            <w:r>
+              <w:t>«</w:t>
+            </w:r>
+            <w:proofErr w:type="spellStart"/>
+            <w:r>
+              <w:t>extend»</w:t>
+            </w:r>
+            <w:r>
+              <w:t>AvaliarEntrega</w:t>
+            </w:r>
+            <w:proofErr w:type="spellEnd"/>
+            <w:r>
+              <w:t xml:space="preserve">: </w:t>
+            </w:r>
+            <w:r>
+              <w:t xml:space="preserve">ao status mudar para "Concluída", sistema oferece avaliação (nota </w:t>
+            </w:r>
+            <w:proofErr w:type="gramStart"/>
+            <w:r>
+              <w:t>+</w:t>
+            </w:r>
+            <w:proofErr w:type="gramEnd"/>
+            <w:r>
+              <w:t xml:space="preserve"> comentário) do entregador</w:t>
+            </w:r>
+            <w:r>
+              <w:t>.</w:t>
             </w:r>
           </w:p>
           <w:p>
@@ -775,7 +703,7 @@
                 <w:b/>
                 <w:sz w:val="28"/>
               </w:rPr>
-              <w:t>Linha 2:</w:t>
+              <w:t>A2</w:t>
             </w:r>
             <w:r>
               <w:rPr>
@@ -784,52 +712,39 @@
               <w:t xml:space="preserve"> </w:t>
             </w:r>
             <w:r>
-              <w:rPr>
-                <w:sz w:val="28"/>
-              </w:rPr>
-              <w:t>Solicitante aciona</w:t>
-            </w:r>
-            <w:r>
-              <w:rPr>
-                <w:sz w:val="28"/>
-              </w:rPr>
-              <w:t xml:space="preserve"> o botão</w:t>
-            </w:r>
-            <w:r>
-              <w:rPr>
-                <w:sz w:val="28"/>
-              </w:rPr>
-              <w:t xml:space="preserve"> "Reportar Problema" a qualquer momento</w:t>
-            </w:r>
-            <w:r>
-              <w:rPr>
-                <w:sz w:val="28"/>
-              </w:rPr>
-              <w:t xml:space="preserve">, preenche um </w:t>
-            </w:r>
-            <w:r>
-              <w:rPr>
-                <w:sz w:val="28"/>
-              </w:rPr>
-              <w:t xml:space="preserve">formulário de descrição </w:t>
-            </w:r>
-            <w:r>
-              <w:rPr>
-                <w:sz w:val="28"/>
-              </w:rPr>
-              <w:t>e o</w:t>
-            </w:r>
-            <w:r>
-              <w:rPr>
-                <w:sz w:val="28"/>
-              </w:rPr>
-              <w:t xml:space="preserve"> sistema registra ocorrência e notifica Administrador</w:t>
-            </w:r>
-            <w:r>
-              <w:rPr>
-                <w:sz w:val="28"/>
-              </w:rPr>
-              <w:t>.</w:t>
+              <w:t>—</w:t>
+            </w:r>
+            <w:r>
+              <w:t xml:space="preserve"> </w:t>
+            </w:r>
+            <w:r>
+              <w:rPr>
+                <w:sz w:val="28"/>
+              </w:rPr>
+              <w:t>«</w:t>
+            </w:r>
+            <w:proofErr w:type="spellStart"/>
+            <w:r>
+              <w:rPr>
+                <w:sz w:val="28"/>
+              </w:rPr>
+              <w:t>extend»</w:t>
+            </w:r>
+            <w:r>
+              <w:rPr>
+                <w:sz w:val="28"/>
+              </w:rPr>
+              <w:t>ReportarProblema</w:t>
+            </w:r>
+            <w:proofErr w:type="spellEnd"/>
+            <w:r>
+              <w:t xml:space="preserve">: </w:t>
+            </w:r>
+            <w:r>
+              <w:rPr>
+                <w:sz w:val="28"/>
+              </w:rPr>
+              <w:t>Solicitante aciona "Reportar Problema" a qualquer momento → formulário de descrição → sistema registra ocorrência e notifica Administrador</w:t>
             </w:r>
           </w:p>
         </w:tc>
@@ -1243,7 +1158,7 @@
 </file>
 
 <file path=word/numbering.xml><?xml version="1.0" encoding="utf-8"?>
-<w:numbering xmlns:wpc="http://schemas.microsoft.com/office/word/2010/wordprocessingCanvas" xmlns:cx="http://schemas.microsoft.com/office/drawing/2014/chartex" xmlns:cx1="http://schemas.microsoft.com/office/drawing/2015/9/8/chartex" xmlns:cx2="http://schemas.microsoft.com/office/drawing/2015/10/21/chartex" xmlns:cx3="http://schemas.microsoft.com/office/drawing/2016/5/9/chartex" xmlns:cx4="http://schemas.microsoft.com/office/drawing/2016/5/10/chartex" xmlns:cx5="http://schemas.microsoft.com/office/drawing/2016/5/11/chartex" xmlns:cx6="http://schemas.microsoft.com/office/drawing/2016/5/12/chartex" xmlns:cx7="http://schemas.microsoft.com/office/drawing/2016/5/13/chartex" xmlns:cx8="http://schemas.microsoft.com/office/drawing/2016/5/14/chartex" xmlns:mc="http://schemas.openxmlformats.org/markup-compatibility/2006" xmlns:aink="http://schemas.microsoft.com/office/drawing/2016/ink" xmlns:am3d="http://schemas.microsoft.com/office/drawing/2017/model3d" xmlns:o="urn:schemas-microsoft-com:office:office" xmlns:oel="http://schemas.microsoft.com/office/2019/extlst" xmlns:r="http://schemas.openxmlformats.org/officeDocument/2006/relationships" xmlns:m="http://schemas.openxmlformats.org/officeDocument/2006/math" xmlns:v="urn:schemas-microsoft-com:vml" xmlns:wp14="http://schemas.microsoft.com/office/word/2010/wordprocessingDrawing" xmlns:wp="http://schemas.openxmlformats.org/drawingml/2006/wordprocessingDrawing" xmlns:w10="urn:schemas-microsoft-com:office:word" xmlns:w="http://schemas.openxmlformats.org/wordprocessingml/2006/main" xmlns:w14="http://schemas.microsoft.com/office/word/2010/wordml" xmlns:w15="http://schemas.microsoft.com/office/word/2012/wordml" xmlns:w16cex="http://schemas.microsoft.com/office/word/2018/wordml/cex" xmlns:w16cid="http://schemas.microsoft.com/office/word/2016/wordml/cid" xmlns:w16="http://schemas.microsoft.com/office/word/2018/wordml" xmlns:w16sdtdh="http://schemas.microsoft.com/office/word/2020/wordml/sdtdatahash" xmlns:w16se="http://schemas.microsoft.com/office/word/2015/wordml/symex" xmlns:wpg="http://schemas.microsoft.com/office/word/2010/wordprocessingGroup" xmlns:wpi="http://schemas.microsoft.com/office/word/2010/wordprocessingInk" xmlns:wne="http://schemas.microsoft.com/office/word/2006/wordml" xmlns:wps="http://schemas.microsoft.com/office/word/2010/wordprocessingShape" mc:Ignorable="w14 w15 w16se w16cid w16 w16cex w16sdtdh wp14">
+<w:numbering xmlns:wpc="http://schemas.microsoft.com/office/word/2010/wordprocessingCanvas" xmlns:mc="http://schemas.openxmlformats.org/markup-compatibility/2006" xmlns:o="urn:schemas-microsoft-com:office:office" xmlns:r="http://schemas.openxmlformats.org/officeDocument/2006/relationships" xmlns:m="http://schemas.openxmlformats.org/officeDocument/2006/math" xmlns:v="urn:schemas-microsoft-com:vml" xmlns:wp14="http://schemas.microsoft.com/office/word/2010/wordprocessingDrawing" xmlns:wp="http://schemas.openxmlformats.org/drawingml/2006/wordprocessingDrawing" xmlns:w10="urn:schemas-microsoft-com:office:word" xmlns:w="http://schemas.openxmlformats.org/wordprocessingml/2006/main" xmlns:w14="http://schemas.microsoft.com/office/word/2010/wordml" xmlns:w15="http://schemas.microsoft.com/office/word/2012/wordml" xmlns:wpg="http://schemas.microsoft.com/office/word/2010/wordprocessingGroup" xmlns:wpi="http://schemas.microsoft.com/office/word/2010/wordprocessingInk" xmlns:wne="http://schemas.microsoft.com/office/word/2006/wordml" xmlns:wps="http://schemas.microsoft.com/office/word/2010/wordprocessingShape" mc:Ignorable="w14 w15 wp14">
   <w:abstractNum w:abstractNumId="0" w15:restartNumberingAfterBreak="0">
     <w:nsid w:val="0145720D"/>
     <w:multiLevelType w:val="singleLevel"/>
@@ -1555,7 +1470,7 @@
       </w:pPr>
     </w:lvl>
   </w:abstractNum>
-  <w:num w:numId="1" w16cid:durableId="445151581">
+  <w:num w:numId="1">
     <w:abstractNumId w:val="2"/>
     <w:lvlOverride w:ilvl="0">
       <w:startOverride w:val="1"/>
@@ -1585,7 +1500,7 @@
       <w:startOverride w:val="1"/>
     </w:lvlOverride>
   </w:num>
-  <w:num w:numId="2" w16cid:durableId="372770853">
+  <w:num w:numId="2">
     <w:abstractNumId w:val="1"/>
     <w:lvlOverride w:ilvl="0">
       <w:startOverride w:val="3"/>
@@ -1615,20 +1530,20 @@
       <w:startOverride w:val="1"/>
     </w:lvlOverride>
   </w:num>
-  <w:num w:numId="3" w16cid:durableId="799230677">
+  <w:num w:numId="3">
     <w:abstractNumId w:val="0"/>
   </w:num>
-  <w:num w:numId="4" w16cid:durableId="1773167622">
+  <w:num w:numId="4">
     <w:abstractNumId w:val="1"/>
   </w:num>
-  <w:num w:numId="5" w16cid:durableId="1223057935">
+  <w:num w:numId="5">
     <w:abstractNumId w:val="3"/>
   </w:num>
 </w:numbering>
 </file>
 
 <file path=word/styles.xml><?xml version="1.0" encoding="utf-8"?>
-<w:styles xmlns:mc="http://schemas.openxmlformats.org/markup-compatibility/2006" xmlns:r="http://schemas.openxmlformats.org/officeDocument/2006/relationships" xmlns:w="http://schemas.openxmlformats.org/wordprocessingml/2006/main" xmlns:w14="http://schemas.microsoft.com/office/word/2010/wordml" xmlns:w15="http://schemas.microsoft.com/office/word/2012/wordml" xmlns:w16cex="http://schemas.microsoft.com/office/word/2018/wordml/cex" xmlns:w16cid="http://schemas.microsoft.com/office/word/2016/wordml/cid" xmlns:w16="http://schemas.microsoft.com/office/word/2018/wordml" xmlns:w16sdtdh="http://schemas.microsoft.com/office/word/2020/wordml/sdtdatahash" xmlns:w16se="http://schemas.microsoft.com/office/word/2015/wordml/symex" mc:Ignorable="w14 w15 w16se w16cid w16 w16cex w16sdtdh">
+<w:styles xmlns:mc="http://schemas.openxmlformats.org/markup-compatibility/2006" xmlns:r="http://schemas.openxmlformats.org/officeDocument/2006/relationships" xmlns:w="http://schemas.openxmlformats.org/wordprocessingml/2006/main" xmlns:w14="http://schemas.microsoft.com/office/word/2010/wordml" xmlns:w15="http://schemas.microsoft.com/office/word/2012/wordml" mc:Ignorable="w14 w15">
   <w:docDefaults>
     <w:rPrDefault>
       <w:rPr>
@@ -1644,7 +1559,7 @@
       </w:pPr>
     </w:pPrDefault>
   </w:docDefaults>
-  <w:latentStyles w:defLockedState="0" w:defUIPriority="99" w:defSemiHidden="0" w:defUnhideWhenUsed="0" w:defQFormat="0" w:count="376">
+  <w:latentStyles w:defLockedState="0" w:defUIPriority="99" w:defSemiHidden="0" w:defUnhideWhenUsed="0" w:defQFormat="0" w:count="371">
     <w:lsdException w:name="Normal" w:uiPriority="0" w:qFormat="1"/>
     <w:lsdException w:name="heading 1" w:uiPriority="9" w:qFormat="1"/>
     <w:lsdException w:name="heading 2" w:semiHidden="1" w:uiPriority="0" w:unhideWhenUsed="1" w:qFormat="1"/>
@@ -2016,11 +1931,6 @@
     <w:lsdException w:name="List Table 5 Dark Accent 6" w:uiPriority="50"/>
     <w:lsdException w:name="List Table 6 Colorful Accent 6" w:uiPriority="51"/>
     <w:lsdException w:name="List Table 7 Colorful Accent 6" w:uiPriority="52"/>
-    <w:lsdException w:name="Mention" w:semiHidden="1" w:unhideWhenUsed="1"/>
-    <w:lsdException w:name="Smart Hyperlink" w:semiHidden="1" w:unhideWhenUsed="1"/>
-    <w:lsdException w:name="Hashtag" w:semiHidden="1" w:unhideWhenUsed="1"/>
-    <w:lsdException w:name="Unresolved Mention" w:semiHidden="1" w:unhideWhenUsed="1"/>
-    <w:lsdException w:name="Smart Link" w:semiHidden="1" w:unhideWhenUsed="1"/>
   </w:latentStyles>
   <w:style w:type="paragraph" w:default="1" w:styleId="Normal">
     <w:name w:val="Normal"/>
